--- a/plantillas/inmobiliaria/D4_Gap_Analysis_PLD_v3.docx
+++ b/plantillas/inmobiliaria/D4_Gap_Analysis_PLD_v3.docx
@@ -584,7 +584,7 @@
                 <w:sz w:val="16"/>
                 <w:szCs w:val="16"/>
               </w:rPr>
-              <w:t xml:space="preserve">Art. 17</w:t>
+              <w:t xml:space="preserve">Art. 18-IV Bis</w:t>
             </w:r>
           </w:p>
         </w:tc>
@@ -650,7 +650,7 @@
                 <w:sz w:val="16"/>
                 <w:szCs w:val="16"/>
               </w:rPr>
-              <w:t xml:space="preserve">$2,000,000</w:t>
+              <w:t xml:space="preserve">$234,620</w:t>
             </w:r>
           </w:p>
         </w:tc>
@@ -718,7 +718,7 @@
                 <w:sz w:val="16"/>
                 <w:szCs w:val="16"/>
               </w:rPr>
-              <w:t xml:space="preserve">Art. 17 / Art. 10 RCG</w:t>
+              <w:t xml:space="preserve">Art. 20 / Art. 10 RCG</w:t>
             </w:r>
           </w:p>
         </w:tc>
@@ -784,7 +784,7 @@
                 <w:sz w:val="16"/>
                 <w:szCs w:val="16"/>
               </w:rPr>
-              <w:t xml:space="preserve">$500,000</w:t>
+              <w:t xml:space="preserve">$234,620</w:t>
             </w:r>
           </w:p>
         </w:tc>
@@ -852,7 +852,7 @@
                 <w:sz w:val="16"/>
                 <w:szCs w:val="16"/>
               </w:rPr>
-              <w:t xml:space="preserve">Art. 18-I / Cap. X RCG</w:t>
+              <w:t xml:space="preserve">Art. 18-VIII / Cap. X RCG</w:t>
             </w:r>
           </w:p>
         </w:tc>
@@ -918,7 +918,7 @@
                 <w:sz w:val="16"/>
                 <w:szCs w:val="16"/>
               </w:rPr>
-              <w:t xml:space="preserve">$1,000,000</w:t>
+              <w:t xml:space="preserve">$234,620</w:t>
             </w:r>
           </w:p>
         </w:tc>
@@ -986,7 +986,7 @@
                 <w:sz w:val="16"/>
                 <w:szCs w:val="16"/>
               </w:rPr>
-              <w:t xml:space="preserve">Art. 18-II</w:t>
+              <w:t xml:space="preserve">Art. 18-I y II</w:t>
             </w:r>
           </w:p>
         </w:tc>
@@ -1052,7 +1052,7 @@
                 <w:sz w:val="16"/>
                 <w:szCs w:val="16"/>
               </w:rPr>
-              <w:t xml:space="preserve">$1,000,000</w:t>
+              <w:t xml:space="preserve">$234,620</w:t>
             </w:r>
           </w:p>
         </w:tc>
@@ -1120,7 +1120,7 @@
                 <w:sz w:val="16"/>
                 <w:szCs w:val="16"/>
               </w:rPr>
-              <w:t xml:space="preserve">Art. 18-III / Cap. II Quáter RCG</w:t>
+              <w:t xml:space="preserve">Art. 18-VII / Cap. II Quáter RCG</w:t>
             </w:r>
           </w:p>
         </w:tc>
@@ -1186,7 +1186,7 @@
                 <w:sz w:val="16"/>
                 <w:szCs w:val="16"/>
               </w:rPr>
-              <w:t xml:space="preserve">$500,000</w:t>
+              <w:t xml:space="preserve">$234,620</w:t>
             </w:r>
           </w:p>
         </w:tc>
@@ -1320,7 +1320,7 @@
                 <w:sz w:val="16"/>
                 <w:szCs w:val="16"/>
               </w:rPr>
-              <w:t xml:space="preserve">$500,000</w:t>
+              <w:t xml:space="preserve">$234,620</w:t>
             </w:r>
           </w:p>
         </w:tc>
@@ -1454,7 +1454,7 @@
                 <w:sz w:val="16"/>
                 <w:szCs w:val="16"/>
               </w:rPr>
-              <w:t xml:space="preserve">$1,000,000</w:t>
+              <w:t xml:space="preserve">$234,620</w:t>
             </w:r>
           </w:p>
         </w:tc>
@@ -1522,7 +1522,7 @@
                 <w:sz w:val="16"/>
                 <w:szCs w:val="16"/>
               </w:rPr>
-              <w:t xml:space="preserve">Art. 18-IV / Cap. III Quáter RCG</w:t>
+              <w:t xml:space="preserve">Art. 18-VIII / Cap. III Quáter RCG</w:t>
             </w:r>
           </w:p>
         </w:tc>
@@ -1588,7 +1588,7 @@
                 <w:sz w:val="16"/>
                 <w:szCs w:val="16"/>
               </w:rPr>
-              <w:t xml:space="preserve">$500,000</w:t>
+              <w:t xml:space="preserve">$234,620</w:t>
             </w:r>
           </w:p>
         </w:tc>
@@ -1722,7 +1722,7 @@
                 <w:sz w:val="16"/>
                 <w:szCs w:val="16"/>
               </w:rPr>
-              <w:t xml:space="preserve">$500,000</w:t>
+              <w:t xml:space="preserve">$234,620</w:t>
             </w:r>
           </w:p>
         </w:tc>
@@ -1790,7 +1790,7 @@
                 <w:sz w:val="16"/>
                 <w:szCs w:val="16"/>
               </w:rPr>
-              <w:t xml:space="preserve">Art. 24 / Art. 26 Bis RCG</w:t>
+              <w:t xml:space="preserve">Art. 18-VI / Art. 26 Bis RCG</w:t>
             </w:r>
           </w:p>
         </w:tc>
@@ -1856,7 +1856,7 @@
                 <w:sz w:val="16"/>
                 <w:szCs w:val="16"/>
               </w:rPr>
-              <w:t xml:space="preserve">$1,000,000/mes</w:t>
+              <w:t xml:space="preserve">$7,624,150</w:t>
             </w:r>
           </w:p>
         </w:tc>
@@ -1924,7 +1924,7 @@
                 <w:sz w:val="16"/>
                 <w:szCs w:val="16"/>
               </w:rPr>
-              <w:t xml:space="preserve">Art. 17 / 24</w:t>
+              <w:t xml:space="preserve">Art. 23 Ley / Art. 25 RCG</w:t>
             </w:r>
           </w:p>
         </w:tc>
@@ -1990,7 +1990,7 @@
                 <w:sz w:val="16"/>
                 <w:szCs w:val="16"/>
               </w:rPr>
-              <w:t xml:space="preserve">$1,000,000/mes</w:t>
+              <w:t xml:space="preserve">$7,624,150</w:t>
             </w:r>
           </w:p>
         </w:tc>
@@ -2124,7 +2124,7 @@
                 <w:sz w:val="16"/>
                 <w:szCs w:val="16"/>
               </w:rPr>
-              <w:t xml:space="preserve">$500,000</w:t>
+              <w:t xml:space="preserve">$234,620</w:t>
             </w:r>
           </w:p>
         </w:tc>
@@ -2192,7 +2192,7 @@
                 <w:sz w:val="16"/>
                 <w:szCs w:val="16"/>
               </w:rPr>
-              <w:t xml:space="preserve">Art. 22 / Cap. XII RCG</w:t>
+              <w:t xml:space="preserve">Art. 18-IX / Cap. XII RCG</w:t>
             </w:r>
           </w:p>
         </w:tc>
@@ -2258,7 +2258,7 @@
                 <w:sz w:val="16"/>
                 <w:szCs w:val="16"/>
               </w:rPr>
-              <w:t xml:space="preserve">$250,000</w:t>
+              <w:t xml:space="preserve">$234,620</w:t>
             </w:r>
           </w:p>
         </w:tc>
@@ -2392,7 +2392,7 @@
                 <w:sz w:val="16"/>
                 <w:szCs w:val="16"/>
               </w:rPr>
-              <w:t xml:space="preserve">$250,000</w:t>
+              <w:t xml:space="preserve">$234,620</w:t>
             </w:r>
           </w:p>
         </w:tc>
@@ -2460,7 +2460,7 @@
                 <w:sz w:val="16"/>
                 <w:szCs w:val="16"/>
               </w:rPr>
-              <w:t xml:space="preserve">Art. 19 / Cap. XIV RCG</w:t>
+              <w:t xml:space="preserve">Art. 18-IV / Cap. XIV RCG</w:t>
             </w:r>
           </w:p>
         </w:tc>
@@ -2526,7 +2526,7 @@
                 <w:sz w:val="16"/>
                 <w:szCs w:val="16"/>
               </w:rPr>
-              <w:t xml:space="preserve">$250,000</w:t>
+              <w:t xml:space="preserve">$234,620</w:t>
             </w:r>
           </w:p>
         </w:tc>
@@ -2660,7 +2660,7 @@
                 <w:sz w:val="16"/>
                 <w:szCs w:val="16"/>
               </w:rPr>
-              <w:t xml:space="preserve">$500,000</w:t>
+              <w:t xml:space="preserve">$234,620</w:t>
             </w:r>
           </w:p>
         </w:tc>
@@ -2728,7 +2728,7 @@
                 <w:sz w:val="16"/>
                 <w:szCs w:val="16"/>
               </w:rPr>
-              <w:t xml:space="preserve">Art. 23 / Cap. XIV RCG</w:t>
+              <w:t xml:space="preserve">Art. 18-XI / Cap. XIV RCG</w:t>
             </w:r>
           </w:p>
         </w:tc>
@@ -2794,7 +2794,7 @@
                 <w:sz w:val="16"/>
                 <w:szCs w:val="16"/>
               </w:rPr>
-              <w:t xml:space="preserve">$250,000</w:t>
+              <w:t xml:space="preserve">$234,620</w:t>
             </w:r>
           </w:p>
         </w:tc>
@@ -2928,7 +2928,7 @@
                 <w:sz w:val="16"/>
                 <w:szCs w:val="16"/>
               </w:rPr>
-              <w:t xml:space="preserve">$500,000</w:t>
+              <w:t xml:space="preserve">$234,620</w:t>
             </w:r>
           </w:p>
         </w:tc>
@@ -3062,7 +3062,7 @@
                 <w:sz w:val="16"/>
                 <w:szCs w:val="16"/>
               </w:rPr>
-              <w:t xml:space="preserve">$500,000</w:t>
+              <w:t xml:space="preserve">$234,620</w:t>
             </w:r>
           </w:p>
         </w:tc>
@@ -3196,7 +3196,7 @@
                 <w:sz w:val="16"/>
                 <w:szCs w:val="16"/>
               </w:rPr>
-              <w:t xml:space="preserve">$500,000</w:t>
+              <w:t xml:space="preserve">$7,624,150</w:t>
             </w:r>
           </w:p>
         </w:tc>
@@ -3214,7 +3214,7 @@
           <w:sz w:val="19"/>
           <w:szCs w:val="19"/>
         </w:rPr>
-        <w:t xml:space="preserve">C = Cumple · P = Parcial · N = No cumple · V/A/R = semáforo Verde/Amarillo/Rojo. (*) = rubro de nueva incorporación conforme al Acuerdo 115/2026.</w:t>
+        <w:t xml:space="preserve">C = Cumple · P = Parcial · N = No cumple · V/A/R = semáforo Verde/Amarillo/Rojo. (*) = rubro de nueva incorporación conforme al Acuerdo 115/2026. Multas máximas del Art. 54 de la Ley con UMA 2026 ($117.31): 2,000 UMA = $234,620 (infracciones al Art. 18); 65,000 UMA = $7,624,150 (omisión de Avisos y operaciones prohibidas en efectivo), o 10%–100% del valor del acto si resulta mayor.</w:t>
       </w:r>
     </w:p>
     <w:p>
@@ -3537,7 +3537,7 @@
                 <w:sz w:val="16"/>
                 <w:szCs w:val="16"/>
               </w:rPr>
-              <w:t xml:space="preserve">Reducción posible por actuación espontánea (50%, Art. 47 Reglamento):</w:t>
+              <w:t xml:space="preserve">Reducción posible por actuación espontánea (hasta 50%, Art. 55 Ley):</w:t>
             </w:r>
           </w:p>
         </w:tc>

--- a/plantillas/inmobiliaria/D4_Gap_Analysis_PLD_v3.docx
+++ b/plantillas/inmobiliaria/D4_Gap_Analysis_PLD_v3.docx
@@ -1856,7 +1856,7 @@
                 <w:sz w:val="16"/>
                 <w:szCs w:val="16"/>
               </w:rPr>
-              <w:t xml:space="preserve">$7,624,150</w:t>
+              <w:t xml:space="preserve">$7,625,150</w:t>
             </w:r>
           </w:p>
         </w:tc>
@@ -1990,7 +1990,7 @@
                 <w:sz w:val="16"/>
                 <w:szCs w:val="16"/>
               </w:rPr>
-              <w:t xml:space="preserve">$7,624,150</w:t>
+              <w:t xml:space="preserve">$7,625,150</w:t>
             </w:r>
           </w:p>
         </w:tc>
@@ -3196,7 +3196,7 @@
                 <w:sz w:val="16"/>
                 <w:szCs w:val="16"/>
               </w:rPr>
-              <w:t xml:space="preserve">$7,624,150</w:t>
+              <w:t xml:space="preserve">$7,625,150</w:t>
             </w:r>
           </w:p>
         </w:tc>
@@ -3214,7 +3214,7 @@
           <w:sz w:val="19"/>
           <w:szCs w:val="19"/>
         </w:rPr>
-        <w:t xml:space="preserve">C = Cumple · P = Parcial · N = No cumple · V/A/R = semáforo Verde/Amarillo/Rojo. (*) = rubro de nueva incorporación conforme al Acuerdo 115/2026. Multas máximas del Art. 54 de la Ley con UMA 2026 ($117.31): 2,000 UMA = $234,620 (infracciones al Art. 18); 65,000 UMA = $7,624,150 (omisión de Avisos y operaciones prohibidas en efectivo), o 10%–100% del valor del acto si resulta mayor.</w:t>
+        <w:t xml:space="preserve">C = Cumple · P = Parcial · N = No cumple · V/A/R = semáforo Verde/Amarillo/Rojo. (*) = rubro de nueva incorporación conforme al Acuerdo 115/2026. Multas máximas del Art. 54 de la Ley con UMA 2026 ($117.31): 2,000 UMA = $234,620 (infracciones al Art. 18); 65,000 UMA = $7,625,150 (omisión de Avisos y operaciones prohibidas en efectivo), o 10%–100% del valor del acto si resulta mayor.</w:t>
       </w:r>
     </w:p>
     <w:p>
